--- a/saidas/O_Jardim_V2_Parte_V.docx
+++ b/saidas/O_Jardim_V2_Parte_V.docx
@@ -105,7 +105,7 @@
         <w:ind w:firstLine="0"/>
       </w:pPr>
       <w:r>
-        <w:t xml:space="preserve">Miguel comprou a passagem à uma e doze da manhã, deitado no escuro, com o celular a um palmo do rosto para a luz não acordá-la. Nagoya, uma conexão no Oriente Médio, outra em São Paulo capital, e depois quatro horas de estrada. Saída no sábado às dez. Clara não estava dormindo. Ficou olhando o teto enquanto ele digitava os números do passaporte dela de cor.</w:t>
+        <w:t xml:space="preserve">Miguel comprou a passagem à uma e doze da manhã, deitado no escuro, com o celular a um palmo do rosto para a luz não acordá-la. Nagoya, uma conexão no Oriente Médio, outra em São Paulo capital, e depois quatro horas de estrada. Saída no sábado às dez. Clara não estava dormindo. Olhava o teto enquanto ele digitava os números do passaporte dela de cor.</w:t>
       </w:r>
     </w:p>
     <w:p>
@@ -421,7 +421,7 @@
     </w:p>
     <w:p>
       <w:r>
-        <w:t xml:space="preserve">Miguel abriu a boca para responder o que o fundo queria, o que o mercado queria, o que seria prudente. Clara ergueu a mão antes, na tela, como quem para um carro.</w:t>
+        <w:t xml:space="preserve">Miguel abriu a boca para responder o que o fundo queria, o que o mercado queria, o que seria prudente. Clara ergueu a mão na tela, a palma aberta, antes que ele começasse.</w:t>
       </w:r>
     </w:p>
     <w:p>
@@ -604,7 +604,7 @@
     </w:p>
     <w:p>
       <w:r>
-        <w:t xml:space="preserve">A enfermeira da escola falava devagar, com a voz de quem já fez aquela ligação mil vezes. Nina tinha passado mal na excursão, perto do meio-dia. A professora a trouxera de volta de trem. Agora estava na enfermaria, deitada, com trinta e oito e sete. Pela regra da escola, precisava ser buscada por um responsável. Tinham ligado para o número da mãe primeiro.</w:t>
+        <w:t xml:space="preserve">A enfermeira da escola falava com a voz de quem já fez aquela ligação mil vezes. Nina tinha passado mal na excursão, perto do meio-dia. A professora a trouxera de volta de trem. Agora estava na enfermaria, deitada, com trinta e oito e sete. Pela regra da escola, precisava ser buscada por um responsável. Tinham ligado para o número da mãe primeiro.</w:t>
       </w:r>
     </w:p>
     <w:p>
@@ -741,7 +741,7 @@
     </w:p>
     <w:p>
       <w:r>
-        <w:t xml:space="preserve">No elevador, descendo vinte andares, Miguel viu as próprias mãos tremerem sobre a alça da pasta e as segurou uma na outra, como quem segura as mãos de outra pessoa.</w:t>
+        <w:t xml:space="preserve">No elevador, descendo vinte andares, Miguel viu as próprias mãos tremerem sobre a alça da pasta e as segurou uma na outra até o térreo.</w:t>
       </w:r>
     </w:p>
     <w:p>
@@ -861,7 +861,7 @@
     </w:p>
     <w:p>
       <w:r>
-        <w:t xml:space="preserve">O relógio do micro-ondas mudou de 16:59 para 17:00. Miguel olhou para ele, com a colher de pau parada na mão. O celular estava na cesta do genkan, com a tela para baixo. Não tocou. Ninguém ia ligar. As cinco horas passaram como passava qualquer minuto, e o arroz continuou borbulhando devagar, abrindo pequenas crateras na superfície branca.</w:t>
+        <w:t xml:space="preserve">O relógio do micro-ondas mudou de 16:59 para 17:00. Miguel olhou para ele, com a colher de pau parada na mão. O celular estava na cesta do genkan, com a tela para baixo. Não tocou. Ninguém ia ligar. As cinco horas passaram como passava qualquer minuto, e o arroz continuou borbulhando, abrindo pequenas crateras na superfície branca.</w:t>
       </w:r>
     </w:p>
     <w:p>
@@ -1503,7 +1503,7 @@
     </w:p>
     <w:p>
       <w:r>
-        <w:t xml:space="preserve">Conhecia cada plástico. As certidões, as traduções com os carimbos de cartório, o registro de desembarque do avô, amarelado, com o nome escrito errado. O registro dele no consulado, com a data de quando tinha poucas semanas de vida. Virou as páginas devagar, uma por uma, como o pai virava.</w:t>
+        <w:t xml:space="preserve">Conhecia cada plástico. As certidões, as traduções com os carimbos de cartório, o registro de desembarque do avô, amarelado, com o nome escrito errado. O registro dele no consulado, com a data de quando tinha poucas semanas de vida. Virou as páginas uma por uma, como o pai virava.</w:t>
       </w:r>
     </w:p>
     <w:p>
@@ -1872,7 +1872,7 @@
     </w:p>
     <w:p>
       <w:r>
-        <w:t xml:space="preserve">Ele fechou a boca. Pegou uma fatia do pacote, passou margarina, dobrou ao meio e comeu em quatro mordidas, olhando para Nina. Nina olhou de volta, desconfiada, esperando a palestra que não vinha. Depois pegou a fatia dela e comeu também, devagar, como quem faz um favor.</w:t>
+        <w:t xml:space="preserve">Ele fechou a boca. Pegou uma fatia do pacote, passou margarina, dobrou ao meio e comeu em quatro mordidas, olhando para Nina. Nina olhou de volta, desconfiada, esperando a palestra que não vinha. Depois pegou a fatia dela e comeu também, com cara de quem fazia um favor.</w:t>
       </w:r>
     </w:p>
     <w:p>
@@ -2517,7 +2517,7 @@
     </w:p>
     <w:p>
       <w:r>
-        <w:t xml:space="preserve">Os números tinham envelhecido mal. A versão prudente parecia otimista, e a provável parecia um sonho. Ele ficou olhando a coluna de Osaka, que agora era do William. Depois abriu o e-mail, procurou o último de Kuroda e clicou em responder.</w:t>
+        <w:t xml:space="preserve">Os números tinham envelhecido mal. A versão prudente parecia otimista, e a provável parecia um sonho. Ele parou na coluna de Osaka, que agora era do William. Depois abriu o e-mail, procurou o último de Kuroda e clicou em responder.</w:t>
       </w:r>
     </w:p>
     <w:p>
@@ -2535,7 +2535,7 @@
     </w:p>
     <w:p>
       <w:r>
-        <w:t xml:space="preserve">Enviou às duas e cinquenta e um. Fechou o notebook. Subiu a escada devagar e deitou do lado de Clara, que estava de costas para ele e que ele sabia que estava acordada.</w:t>
+        <w:t xml:space="preserve">Enviou às duas e cinquenta e um. Fechou o notebook. Subiu a escada e deitou do lado de Clara, que estava de costas para ele e que ele sabia que estava acordada.</w:t>
       </w:r>
     </w:p>
     <w:p>
@@ -2602,7 +2602,7 @@
         <w:ind w:firstLine="0"/>
       </w:pPr>
       <w:r>
-        <w:t xml:space="preserve">Clara virou o rosto para ele devagar.</w:t>
+        <w:t xml:space="preserve">Clara virou o rosto para ele.</w:t>
       </w:r>
     </w:p>
     <w:p>
@@ -2715,7 +2715,7 @@
     </w:p>
     <w:p>
       <w:r>
-        <w:t xml:space="preserve">Sentaram na sala de vidro, cada um de um lado da mesa onde o William tinha deixado o envelope branco, quase três anos antes. Ele olhou em volta devagar, para o papel do horário de atendimento na parede, para a mesa da Satomi com a segunda gaveta entreaberta.</w:t>
+        <w:t xml:space="preserve">Sentaram na sala de vidro, cada um de um lado da mesa onde o William tinha deixado o envelope branco, quase três anos antes. Ele olhou em volta, para o papel do horário de atendimento na parede, para a mesa da Satomi com a segunda gaveta entreaberta.</w:t>
       </w:r>
     </w:p>
     <w:p>
@@ -2906,7 +2906,7 @@
     </w:p>
     <w:p>
       <w:r>
-        <w:t xml:space="preserve">Miguel ficou olhando os prédios de Nagoya do outro lado do parapeito. A resposta demorou e, quando veio, não foi bonita.</w:t>
+        <w:t xml:space="preserve">Miguel olhou os prédios de Nagoya do outro lado do parapeito. A resposta demorou e, quando veio, não foi bonita.</w:t>
       </w:r>
     </w:p>
     <w:p>

--- a/saidas/O_Jardim_V2_Parte_V.docx
+++ b/saidas/O_Jardim_V2_Parte_V.docx
@@ -1615,7 +1615,91 @@
     </w:p>
     <w:p>
       <w:r>
-        <w:t xml:space="preserve">Os bancos ouviram a história. Dois deles, com quem a Mirai trabalhava desde o começo, passaram a pedir mais tempo de emprego e uma entrada maior para quem não tinha visto permanente. Não anunciaram nada. Simplesmente começaram a recusar casos que três meses antes teriam aprovado, com a mesma cortesia de sempre e a mesma ausência de explicação. A linha do banco de Gifu continuou aberta, mas o senhor Hayashi, de terno azul-marinho, veio pessoalmente dizer que as análises iam demorar mais.</w:t>
+        <w:t xml:space="preserve">Os bancos ouviram a história. Dois deles, com quem a Mirai trabalhava desde o começo, passaram a pedir mais tempo de emprego e uma entrada maior para quem não tinha visto permanente. Não anunciaram nada. Simplesmente começaram a recusar casos que três meses antes teriam aprovado, com a mesma cortesia de sempre e a mesma ausência de explicação. A linha do banco de Gifu continuou aberta.</w:t>
+      </w:r>
+    </w:p>
+    <w:p>
+      <w:r>
+        <w:t xml:space="preserve">O senhor Hayashi veio pessoalmente numa quinta de julho, de terno azul-marinho apesar do calor, e recusou o chá. Sentou na sala de vidro com uma pasta fina sobre os joelhos e falou olhando para a pasta.</w:t>
+      </w:r>
+    </w:p>
+    <w:p>
+      <w:pPr>
+        <w:ind w:firstLine="0"/>
+      </w:pPr>
+      <w:r>
+        <w:t xml:space="preserve">— As análises vão demorar mais.</w:t>
+      </w:r>
+    </w:p>
+    <w:p>
+      <w:pPr>
+        <w:ind w:firstLine="0"/>
+      </w:pPr>
+      <w:r>
+        <w:t xml:space="preserve">— Quanto mais?</w:t>
+      </w:r>
+    </w:p>
+    <w:p>
+      <w:pPr>
+        <w:ind w:firstLine="0"/>
+      </w:pPr>
+      <w:r>
+        <w:t xml:space="preserve">— Não sei dizer. — Ele virou uma folha que não precisava virar. — A diretoria pediu cautela com os casos sem visto permanente. Não é uma regra. É um pedido.</w:t>
+      </w:r>
+    </w:p>
+    <w:p>
+      <w:r>
+        <w:t xml:space="preserve">Miguel conhecia a diferença. Um pedido de diretoria era uma regra que ninguém tinha coragem de assinar.</w:t>
+      </w:r>
+    </w:p>
+    <w:p>
+      <w:pPr>
+        <w:ind w:firstLine="0"/>
+      </w:pPr>
+      <w:r>
+        <w:t xml:space="preserve">— E o senhor está me pedindo o quê?</w:t>
+      </w:r>
+    </w:p>
+    <w:p>
+      <w:pPr>
+        <w:ind w:firstLine="0"/>
+      </w:pPr>
+      <w:r>
+        <w:t xml:space="preserve">O senhor Hayashi ergueu os olhos da pasta.</w:t>
+      </w:r>
+    </w:p>
+    <w:p>
+      <w:pPr>
+        <w:ind w:firstLine="0"/>
+      </w:pPr>
+      <w:r>
+        <w:t xml:space="preserve">— Que a Mirai mande menos desses casos, por um tempo. Para a linha não fechar.</w:t>
+      </w:r>
+    </w:p>
+    <w:p>
+      <w:r>
+        <w:t xml:space="preserve">Na parede atrás dele, o papel com o horário de atendimento em três línguas tinha amarelado nas bordas. Miguel pensou no Mateo, que não tinha visto permanente. Pensou na dona Cida, que tinha.</w:t>
+      </w:r>
+    </w:p>
+    <w:p>
+      <w:pPr>
+        <w:ind w:firstLine="0"/>
+      </w:pPr>
+      <w:r>
+        <w:t xml:space="preserve">— Eu mando os casos que eu acredito — disse. — Todos. O senhor recusa os que precisar recusar.</w:t>
+      </w:r>
+    </w:p>
+    <w:p>
+      <w:r>
+        <w:t xml:space="preserve">O senhor Hayashi ficou calado um tempo. Depois fechou a pasta e se inclinou, um pouco mais do que a cortesia pedia.</w:t>
+      </w:r>
+    </w:p>
+    <w:p>
+      <w:pPr>
+        <w:ind w:firstLine="0"/>
+      </w:pPr>
+      <w:r>
+        <w:t xml:space="preserve">— Eu sabia que o senhor ia dizer isso — disse. — Por isso vim eu.</w:t>
       </w:r>
     </w:p>
     <w:p>

--- a/saidas/O_Jardim_V2_Parte_V.docx
+++ b/saidas/O_Jardim_V2_Parte_V.docx
@@ -1620,7 +1620,7 @@
     </w:p>
     <w:p>
       <w:r>
-        <w:t xml:space="preserve">O senhor Hayashi veio pessoalmente numa quinta de julho, de terno azul-marinho apesar do calor, e recusou o chá. Sentou na sala de vidro com uma pasta fina sobre os joelhos e falou olhando para a pasta.</w:t>
+        <w:t xml:space="preserve">O senhor Hayashi veio numa quinta de julho, de terno azul-marinho apesar do calor, e recusou o chá. Sentou na sala de vidro com uma pasta fina sobre os joelhos e falou olhando para a pasta.</w:t>
       </w:r>
     </w:p>
     <w:p>
@@ -1678,7 +1678,7 @@
     </w:p>
     <w:p>
       <w:r>
-        <w:t xml:space="preserve">Na parede atrás dele, o papel com o horário de atendimento em três línguas tinha amarelado nas bordas. Miguel pensou no Mateo, que não tinha visto permanente. Pensou na dona Cida, que tinha.</w:t>
+        <w:t xml:space="preserve">Miguel pensou no Mateo, que não tinha visto permanente. Pensou na dona Cida, que tinha.</w:t>
       </w:r>
     </w:p>
     <w:p>
@@ -1714,7 +1714,7 @@
     </w:p>
     <w:p>
       <w:r>
-        <w:t xml:space="preserve">Miguel cortou o que podia cortar sem cortar gente. O andar de cima da filial de Nagoya, que tinha sido alugado para a expansão que não houve. A campanha de internet, que trazia contatos de pessoas que não podiam comprar nada. O carro da empresa. O bônus de verão ficou em metade do previsto, e ele explicou o motivo numa reunião em que ninguém fez pergunta, o que era pior do que se todos tivessem feito.</w:t>
+        <w:t xml:space="preserve">Miguel cortou o que podia cortar sem cortar gente. O andar de cima da filial de Nagoya, que tinha sido alugado para a expansão que não houve. O carro da empresa. O bônus de verão ficou em metade do previsto, e ele explicou o motivo numa reunião em que ninguém fez pergunta, o que era pior do que se todos tivessem feito.</w:t>
       </w:r>
     </w:p>
     <w:p>
@@ -1852,6 +1852,30 @@
     <w:p>
       <w:r>
         <w:t xml:space="preserve">Miguel riu contra a vontade, e a risada ecoou no telhado de zinco.</w:t>
+      </w:r>
+    </w:p>
+    <w:p>
+      <w:pPr>
+        <w:ind w:firstLine="0"/>
+      </w:pPr>
+      <w:r>
+        <w:t xml:space="preserve">— E se eu perdi mesmo? — perguntou, mais baixo. — E se aquilo não volta?</w:t>
+      </w:r>
+    </w:p>
+    <w:p>
+      <w:pPr>
+        <w:ind w:firstLine="0"/>
+      </w:pPr>
+      <w:r>
+        <w:t xml:space="preserve">Renato encostou a pilha na parede.</w:t>
+      </w:r>
+    </w:p>
+    <w:p>
+      <w:pPr>
+        <w:ind w:firstLine="0"/>
+      </w:pPr>
+      <w:r>
+        <w:t xml:space="preserve">— Isso vai doer. — Esperou. — Mas não vai decidir se você é amado.</w:t>
       </w:r>
     </w:p>
     <w:p>
